--- a/library/_deliverables/conditional-access-integration/CAI-Solution.docx
+++ b/library/_deliverables/conditional-access-integration/CAI-Solution.docx
@@ -15,32 +15,6 @@
       <w:r>
         <w:rPr>
           <w:b/>
-          <w:color w:val="1F3A5F"/>
-          <w:sz w:val="52"/>
-        </w:rPr>
-        <w:t>PHOENIXTEKK</w:t>
-      </w:r>
-    </w:p>
-    <w:p>
-      <w:pPr>
-        <w:jc w:val="center"/>
-      </w:pPr>
-      <w:r>
-        <w:rPr>
-          <w:color w:val="2E86C1"/>
-          <w:sz w:val="24"/>
-        </w:rPr>
-        <w:t>Workplace Marketplace · Intune Solutions</w:t>
-      </w:r>
-    </w:p>
-    <w:p/>
-    <w:p>
-      <w:pPr>
-        <w:jc w:val="center"/>
-      </w:pPr>
-      <w:r>
-        <w:rPr>
-          <w:b/>
           <w:sz w:val="40"/>
         </w:rPr>
         <w:t>Conditional Access Integration</w:t>
@@ -75,8 +49,6 @@
           <w:sz w:val="20"/>
         </w:rPr>
         <w:t>Version 1.0.0    ·    2026-06-13</w:t>
-        <w:br/>
-        <w:t>Phoenixtekk · workplace.phoenixtekk.com</w:t>
       </w:r>
     </w:p>
     <w:p>
@@ -119,7 +91,7 @@
         <w:rPr>
           <w:b/>
         </w:rPr>
-        <w:t>Phoenixtekk Workplace Marketplace · Intune Solutions</w:t>
+        <w:t>White-label · Intune Solutions</w:t>
       </w:r>
     </w:p>
     <w:p>
@@ -303,7 +275,7 @@
         <w:pStyle w:val="Heading2"/>
       </w:pPr>
       <w:r>
-        <w:t>The Phoenixtekk deployment model</w:t>
+        <w:t>The standard deployment model</w:t>
       </w:r>
     </w:p>
     <w:p>
@@ -693,7 +665,7 @@
         <w:pStyle w:val="Heading2"/>
       </w:pPr>
       <w:r>
-        <w:t>The standard Phoenixtekk deployment model</w:t>
+        <w:t>The standard deployment model</w:t>
       </w:r>
     </w:p>
     <w:p>
@@ -705,7 +677,7 @@
           <w:i/>
           <w:color w:val="2E86C1"/>
         </w:rPr>
-        <w:t>Create break-glass accounts → build policies in Report-only → review impact → enable → expand. Phoenixtekk pattern: Assess → Configure → Pilot → Validate → Expand.</w:t>
+        <w:t>Create break-glass accounts → build policies in Report-only → review impact → enable → expand. repeatable pattern: Assess → Configure → Pilot → Validate → Expand.</w:t>
       </w:r>
     </w:p>
     <w:p>
@@ -851,9 +823,10 @@
       </w:r>
       <w:r>
         <w:rPr>
-          <w:b/>
+          <w:rFonts w:ascii="Consolas" w:hAnsi="Consolas"/>
+          <w:sz w:val="19"/>
         </w:rPr>
-        <w:t>`CAI-BreakGlassCheck.ps1`</w:t>
+        <w:t>CAI-BreakGlassCheck.ps1</w:t>
       </w:r>
       <w:r>
         <w:t xml:space="preserve">. </w:t>
@@ -989,9 +962,10 @@
       </w:r>
       <w:r>
         <w:rPr>
-          <w:b/>
+          <w:rFonts w:ascii="Consolas" w:hAnsi="Consolas"/>
+          <w:sz w:val="19"/>
         </w:rPr>
-        <w:t>`CAI-Discovery.ps1`</w:t>
+        <w:t>CAI-Discovery.ps1</w:t>
       </w:r>
       <w:r>
         <w:t xml:space="preserve"> for the local user. </w:t>
@@ -1209,7 +1183,7 @@
         <w:t>every</w:t>
       </w:r>
       <w:r>
-        <w:t xml:space="preserve"> Phoenixtekk solution in the </w:t>
+        <w:t xml:space="preserve"> solution in the </w:t>
       </w:r>
       <w:r>
         <w:rPr>
@@ -1519,7 +1493,7 @@
         <w:t>Why:</w:t>
       </w:r>
       <w:r>
-        <w:t xml:space="preserve"> Every Phoenixtekk solution is piloted before fleet rollout. </w:t>
+        <w:t xml:space="preserve"> Every solution is piloted before fleet rollout. </w:t>
       </w:r>
       <w:r>
         <w:rPr>
@@ -1717,7 +1691,7 @@
         <w:rPr>
           <w:b/>
         </w:rPr>
-        <w:t>The Phoenixtekk deployment model (all solutions):</w:t>
+        <w:t>The standard deployment model (all solutions):</w:t>
       </w:r>
       <w:r>
         <w:t xml:space="preserve"> </w:t>
@@ -2554,18 +2528,20 @@
       </w:r>
       <w:r>
         <w:rPr>
-          <w:b/>
+          <w:rFonts w:ascii="Consolas" w:hAnsi="Consolas"/>
+          <w:sz w:val="19"/>
         </w:rPr>
-        <w:t>`CAI-PolicyReport.ps1`</w:t>
+        <w:t>CAI-PolicyReport.ps1</w:t>
       </w:r>
       <w:r>
         <w:t xml:space="preserve"> and </w:t>
       </w:r>
       <w:r>
         <w:rPr>
-          <w:b/>
+          <w:rFonts w:ascii="Consolas" w:hAnsi="Consolas"/>
+          <w:sz w:val="19"/>
         </w:rPr>
-        <w:t>`CAI-SignInReport.ps1`</w:t>
+        <w:t>CAI-SignInReport.ps1</w:t>
       </w:r>
       <w:r>
         <w:t xml:space="preserve"> to summarize impact. Resolve any unexpected blocks.</w:t>
@@ -2684,9 +2660,10 @@
       </w:r>
       <w:r>
         <w:rPr>
-          <w:b/>
+          <w:rFonts w:ascii="Consolas" w:hAnsi="Consolas"/>
+          <w:sz w:val="19"/>
         </w:rPr>
-        <w:t>`CAI-Validation.ps1`</w:t>
+        <w:t>CAI-Validation.ps1</w:t>
       </w:r>
       <w:r>
         <w:t>.</w:t>
@@ -2925,9 +2902,10 @@
       </w:r>
       <w:r>
         <w:rPr>
-          <w:b/>
+          <w:rFonts w:ascii="Consolas" w:hAnsi="Consolas"/>
+          <w:sz w:val="19"/>
         </w:rPr>
-        <w:t>`CAI-BreakGlassCheck.ps1`</w:t>
+        <w:t>CAI-BreakGlassCheck.ps1</w:t>
       </w:r>
       <w:r>
         <w:t xml:space="preserve">; sign in with a break-glass account. </w:t>
@@ -2962,18 +2940,20 @@
       </w:r>
       <w:r>
         <w:rPr>
-          <w:b/>
+          <w:rFonts w:ascii="Consolas" w:hAnsi="Consolas"/>
+          <w:sz w:val="19"/>
         </w:rPr>
-        <w:t>`CAI-PolicyReport.ps1`</w:t>
+        <w:t>CAI-PolicyReport.ps1</w:t>
       </w:r>
       <w:r>
         <w:t xml:space="preserve"> and </w:t>
       </w:r>
       <w:r>
         <w:rPr>
-          <w:b/>
+          <w:rFonts w:ascii="Consolas" w:hAnsi="Consolas"/>
+          <w:sz w:val="19"/>
         </w:rPr>
-        <w:t>`CAI-SignInReport.ps1`</w:t>
+        <w:t>CAI-SignInReport.ps1</w:t>
       </w:r>
       <w:r>
         <w:t xml:space="preserve">. </w:t>
@@ -3113,27 +3093,30 @@
       </w:r>
       <w:r>
         <w:rPr>
-          <w:b/>
+          <w:rFonts w:ascii="Consolas" w:hAnsi="Consolas"/>
+          <w:sz w:val="19"/>
         </w:rPr>
-        <w:t>`CAI-Validation.ps1`</w:t>
+        <w:t>CAI-Validation.ps1</w:t>
       </w:r>
       <w:r>
         <w:t xml:space="preserve"> / </w:t>
       </w:r>
       <w:r>
         <w:rPr>
-          <w:b/>
+          <w:rFonts w:ascii="Consolas" w:hAnsi="Consolas"/>
+          <w:sz w:val="19"/>
         </w:rPr>
-        <w:t>`CAI-SignInReport.ps1`</w:t>
+        <w:t>CAI-SignInReport.ps1</w:t>
       </w:r>
       <w:r>
         <w:t xml:space="preserve"> to see why a sign-in was controlled, and </w:t>
       </w:r>
       <w:r>
         <w:rPr>
-          <w:b/>
+          <w:rFonts w:ascii="Consolas" w:hAnsi="Consolas"/>
+          <w:sz w:val="19"/>
         </w:rPr>
-        <w:t>`CAI-BreakGlassCheck.ps1`</w:t>
+        <w:t>CAI-BreakGlassCheck.ps1</w:t>
       </w:r>
       <w:r>
         <w:t xml:space="preserve"> before any enforcement change.</w:t>
@@ -4193,7 +4176,7 @@
         <w:pStyle w:val="ListBullet"/>
       </w:pPr>
       <w:r>
-        <w:t xml:space="preserve">A repeatable process following the Phoenixtekk model: </w:t>
+        <w:t xml:space="preserve">A repeatable process following the repeatable model: </w:t>
       </w:r>
       <w:r>
         <w:rPr>
@@ -4249,7 +4232,7 @@
         <w:t>Purpose:</w:t>
       </w:r>
       <w:r>
-        <w:t xml:space="preserve"> For the break-glass accounts you specify, confirms each Conditional Access policy excludes them (directly or via an excluded group). The single most important pre-enforcement check. HOW TO RUN powershell -ExecutionPolicy Bypass -File .\CAI-BreakGlassCheck.ps1 -Upns breakglass1@contoso.onmicrosoft.com,breakglass2@contoso.onmicrosoft.com Requires Microsoft Graph SDK and Policy.Read.All + User.Read.All + GroupMember.Read.All. EXPECTED RESULTS Per policy: EXCLUDED (good) or NOT EXCLUDED (fix before enforcing). .NOTES Phoenixtekk Workplace Marketplace — Intune Solutions. Read-only against Graph. #&gt; [CmdletBinding()] param([Parameter(Mandatory)][string[]]$Upns) if (-not (Get-Module -ListAvailable -Name Microsoft.Graph.Authentication)) { Install-Module Microsoft.Graph -Scope CurrentUser -Force -AllowClobber } Import-Module Microsoft.Graph.Authentication -ErrorAction Stop Connect-MgGraph -Scopes 'Policy.Read.All','User.Read.All','GroupMember.Read.All' -NoWelcome</w:t>
+        <w:t xml:space="preserve"> For the break-glass accounts you specify, confirms each Conditional Access policy excludes them (directly or via an excluded group). The single most important pre-enforcement check. HOW TO RUN powershell -ExecutionPolicy Bypass -File .\CAI-BreakGlassCheck.ps1 -Upns breakglass1@contoso.onmicrosoft.com,breakglass2@contoso.onmicrosoft.com Requires Microsoft Graph SDK and Policy.Read.All + User.Read.All + GroupMember.Read.All. EXPECTED RESULTS Per policy: EXCLUDED (good) or NOT EXCLUDED (fix before enforcing). .NOTES White-label — Intune Solutions. Read-only against Graph. #&gt; [CmdletBinding()] param([Parameter(Mandatory)][string[]]$Upns) if (-not (Get-Module -ListAvailable -Name Microsoft.Graph.Authentication)) { Install-Module Microsoft.Graph -Scope CurrentUser -Force -AllowClobber } Import-Module Microsoft.Graph.Authentication -ErrorAction Stop Connect-MgGraph -Scopes 'Policy.Read.All','User.Read.All','GroupMember.Read.All' -NoWelcome</w:t>
       </w:r>
     </w:p>
     <w:p>
@@ -4260,7 +4243,7 @@
         <w:t>How to run:</w:t>
       </w:r>
       <w:r>
-        <w:t xml:space="preserve"> powershell -ExecutionPolicy Bypass -File .\CAI-BreakGlassCheck.ps1 -Upns breakglass1@contoso.onmicrosoft.com,breakglass2@contoso.onmicrosoft.com Requires Microsoft Graph SDK and Policy.Read.All + User.Read.All + GroupMember.Read.All. EXPECTED RESULTS Per policy: EXCLUDED (good) or NOT EXCLUDED (fix before enforcing). .NOTES Phoenixtekk Workplace Marketplace — Intune Solutions. Read-only against Graph. #&gt; [CmdletBinding()] param([Parameter(Mandatory)][string[]]$Upns) if (-not (Get-Module -ListAvailable -Name Microsoft.Graph.Authentication)) { Install-Module Microsoft.Graph -Scope CurrentUser -Force -AllowClobber } Import-Module Microsoft.Graph.Authentication -ErrorAction Stop Connect-MgGraph -Scopes 'Policy.Read.All','User.Read.All','GroupMember.Read.All' -NoWelcome</w:t>
+        <w:t xml:space="preserve"> powershell -ExecutionPolicy Bypass -File .\CAI-BreakGlassCheck.ps1 -Upns breakglass1@contoso.onmicrosoft.com,breakglass2@contoso.onmicrosoft.com Requires Microsoft Graph SDK and Policy.Read.All + User.Read.All + GroupMember.Read.All. EXPECTED RESULTS Per policy: EXCLUDED (good) or NOT EXCLUDED (fix before enforcing). .NOTES White-label — Intune Solutions. Read-only against Graph. #&gt; [CmdletBinding()] param([Parameter(Mandatory)][string[]]$Upns) if (-not (Get-Module -ListAvailable -Name Microsoft.Graph.Authentication)) { Install-Module Microsoft.Graph -Scope CurrentUser -Force -AllowClobber } Import-Module Microsoft.Graph.Authentication -ErrorAction Stop Connect-MgGraph -Scopes 'Policy.Read.All','User.Read.All','GroupMember.Read.All' -NoWelcome</w:t>
       </w:r>
     </w:p>
     <w:p>
